--- a/docs/技术文档-极构需求诊断顾问.docx
+++ b/docs/技术文档-极构需求诊断顾问.docx
@@ -1280,7 +1280,7 @@
                 <w:color w:val="1F2937"/>
                 <w:sz w:val="18"/>
               </w:rPr>
-              <w:t>流式输出，展示知识库检索与思考状态，支持语音输入</w:t>
+              <w:t>流式输出，展示知识库检索与思考状态</w:t>
             </w:r>
           </w:p>
         </w:tc>
@@ -1936,7 +1936,7 @@
                 <w:color w:val="1F2937"/>
                 <w:sz w:val="18"/>
               </w:rPr>
-              <w:t>服务端 PDF 排版，前端长截图，支持语音朗读</w:t>
+              <w:t>服务端 PDF 排版，前端长截图</w:t>
             </w:r>
           </w:p>
         </w:tc>
@@ -3082,68 +3082,6 @@
                 <w:sz w:val="18"/>
               </w:rPr>
               <w:t>服务端排版 PDF，前端生成高清长截图</w:t>
-            </w:r>
-          </w:p>
-        </w:tc>
-      </w:tr>
-      <w:tr>
-        <w:tc>
-          <w:tcPr>
-            <w:tcW w:type="dxa" w:w="1474"/>
-          </w:tcPr>
-          <w:p>
-            <w:pPr>
-              <w:spacing w:after="20"/>
-            </w:pPr>
-            <w:r/>
-            <w:r>
-              <w:rPr>
-                <w:rFonts w:ascii="宋体" w:hAnsi="宋体" w:eastAsia="宋体"/>
-                <w:b w:val="0"/>
-                <w:color w:val="1F2937"/>
-                <w:sz w:val="18"/>
-              </w:rPr>
-              <w:t>语音</w:t>
-            </w:r>
-          </w:p>
-        </w:tc>
-        <w:tc>
-          <w:tcPr>
-            <w:tcW w:type="dxa" w:w="3061"/>
-          </w:tcPr>
-          <w:p>
-            <w:pPr>
-              <w:spacing w:after="20"/>
-            </w:pPr>
-            <w:r/>
-            <w:r>
-              <w:rPr>
-                <w:rFonts w:ascii="宋体" w:hAnsi="宋体" w:eastAsia="宋体"/>
-                <w:b w:val="0"/>
-                <w:color w:val="1F2937"/>
-                <w:sz w:val="18"/>
-              </w:rPr>
-              <w:t>Web Speech API</w:t>
-            </w:r>
-          </w:p>
-        </w:tc>
-        <w:tc>
-          <w:tcPr>
-            <w:tcW w:type="dxa" w:w="4762"/>
-          </w:tcPr>
-          <w:p>
-            <w:pPr>
-              <w:spacing w:after="20"/>
-            </w:pPr>
-            <w:r/>
-            <w:r>
-              <w:rPr>
-                <w:rFonts w:ascii="宋体" w:hAnsi="宋体" w:eastAsia="宋体"/>
-                <w:b w:val="0"/>
-                <w:color w:val="1F2937"/>
-                <w:sz w:val="18"/>
-              </w:rPr>
-              <w:t>浏览器原生，无需额外服务与费用</w:t>
             </w:r>
           </w:p>
         </w:tc>
@@ -6165,35 +6103,7 @@
         <w:pStyle w:val="Heading2"/>
       </w:pPr>
       <w:r>
-        <w:t>4.5 多模态能力</w:t>
-      </w:r>
-    </w:p>
-    <w:p>
-      <w:pPr>
-        <w:pStyle w:val="ListBullet"/>
-        <w:spacing w:after="40"/>
-      </w:pPr>
-      <w:r>
-        <w:rPr>
-          <w:rFonts w:ascii="宋体" w:hAnsi="宋体" w:eastAsia="宋体"/>
-          <w:b w:val="0"/>
-          <w:sz w:val="21"/>
-        </w:rPr>
-        <w:t>语音输入：基于 Web Speech API 的实时转写，用于对话与问卷填空题；不支持时自动隐藏入口。</w:t>
-      </w:r>
-    </w:p>
-    <w:p>
-      <w:pPr>
-        <w:pStyle w:val="ListBullet"/>
-        <w:spacing w:after="40"/>
-      </w:pPr>
-      <w:r>
-        <w:rPr>
-          <w:rFonts w:ascii="宋体" w:hAnsi="宋体" w:eastAsia="宋体"/>
-          <w:b w:val="0"/>
-          <w:sz w:val="21"/>
-        </w:rPr>
-        <w:t>语音朗读：把 AI 回答转成语音播报，使用 Speech Synthesis，可随时停止。</w:t>
+        <w:t>4.5 内容输出</w:t>
       </w:r>
     </w:p>
     <w:p>
@@ -6221,7 +6131,21 @@
           <w:b w:val="0"/>
           <w:sz w:val="21"/>
         </w:rPr>
-        <w:t>图文混排：报告、评分、凭证均可导出为可分享的图片或 PDF。</w:t>
+        <w:t>格式覆盖：Markdown、PDF、长截图，报告、评分、验收凭证均可导出分享。</w:t>
+      </w:r>
+    </w:p>
+    <w:p>
+      <w:pPr>
+        <w:pStyle w:val="ListBullet"/>
+        <w:spacing w:after="40"/>
+      </w:pPr>
+      <w:r>
+        <w:rPr>
+          <w:rFonts w:ascii="宋体" w:hAnsi="宋体" w:eastAsia="宋体"/>
+          <w:b w:val="0"/>
+          <w:sz w:val="21"/>
+        </w:rPr>
+        <w:t>本期范围：聚焦文本交互与文档产出，语音、图像等多模态能力未纳入当前版本。</w:t>
       </w:r>
     </w:p>
     <w:p>
@@ -8384,7 +8308,7 @@
           <w:b w:val="0"/>
           <w:sz w:val="21"/>
         </w:rPr>
-        <w:t>本项目完成了从需求诊断到交付物、验收凭证的完整闭环：前端为 Vue 3 自适应应用，后端为带账号体系的 FastAPI 服务，AI 侧为 Agent + 双通道 RAG + 结构化输出，数据侧为 SQLite + 按账号隔离的本地存储。比赛要求的核心能力——大模型集成、Agent、RAG、多模态、AI 安全、工具调用——在系统中都有对应实现，并经过接口与浏览器测试。</w:t>
+        <w:t>本项目完成了从需求诊断到交付物、验收凭证的完整闭环：前端为 Vue 3 自适应应用，后端为带账号体系的 FastAPI 服务，AI 侧为 Agent + 双通道 RAG + 结构化输出，数据侧为 SQLite + 按账号隔离的本地存储。比赛要求的核心能力——大模型集成、Agent、RAG、AI 安全、工具调用——在系统中都有对应实现，并经过接口与浏览器测试。</w:t>
       </w:r>
     </w:p>
     <w:p>
@@ -8398,7 +8322,7 @@
           <w:b w:val="0"/>
           <w:sz w:val="21"/>
         </w:rPr>
-        <w:t>仍有三点不足：报告正文尚未入库，换设备无法同步；多模态目前以语音输入/朗读为主，尚未支持图片理解；前端使用 JavaScript，类型约束弱于 TypeScript。后续计划把报告迁移到 SQLite 并提供导出/导入，接入视觉模型支持截图诊断，逐步补充 TypeScript 类型与自动化测试，并探索 MCP 工具生态。</w:t>
+        <w:t>仍有三点不足：报告正文尚未入库，换设备无法同步；多模态能力尚未接入（语音与图片输入未纳入本期）；前端使用 JavaScript，类型约束弱于 TypeScript。后续计划把报告迁移到 SQLite 并提供导出/导入，接入视觉模型支持截图诊断，逐步补充 TypeScript 类型与自动化测试，并探索 MCP 工具生态。</w:t>
       </w:r>
     </w:p>
     <w:p>

--- a/docs/技术文档-极构需求诊断顾问.docx
+++ b/docs/技术文档-极构需求诊断顾问.docx
@@ -1444,7 +1444,7 @@
                 <w:color w:val="1F2937"/>
                 <w:sz w:val="18"/>
               </w:rPr>
-              <w:t>抽取模糊、缺失、冲突项，逐条拍板并记录</w:t>
+              <w:t>抽取模糊、缺失、冲突项，逐条拍板；支持一键全部确认与进度条</w:t>
             </w:r>
           </w:p>
         </w:tc>
@@ -1854,7 +1854,7 @@
                 <w:color w:val="1F2937"/>
                 <w:sz w:val="18"/>
               </w:rPr>
-              <w:t>内置需求模板与案例成品，支持搜索、预览、导出</w:t>
+              <w:t>内置需求模板与案例成品，支持搜索、预览、导出，可一键带入诊断</w:t>
             </w:r>
           </w:p>
         </w:tc>
@@ -1896,7 +1896,7 @@
                 <w:color w:val="1F2937"/>
                 <w:sz w:val="18"/>
               </w:rPr>
-              <w:t>导出</w:t>
+              <w:t>内容</w:t>
             </w:r>
           </w:p>
         </w:tc>
@@ -1916,7 +1916,7 @@
                 <w:color w:val="1F2937"/>
                 <w:sz w:val="18"/>
               </w:rPr>
-              <w:t>MD / PDF / 长截图</w:t>
+              <w:t>我的图纸</w:t>
             </w:r>
           </w:p>
         </w:tc>
@@ -1936,7 +1936,89 @@
                 <w:color w:val="1F2937"/>
                 <w:sz w:val="18"/>
               </w:rPr>
-              <w:t>服务端 PDF 排版，前端长截图</w:t>
+              <w:t>按账号归档，支持搜索、删除与状态徽章（草稿 / 已验收 / 成熟度 / 交付物）</w:t>
+            </w:r>
+          </w:p>
+        </w:tc>
+        <w:tc>
+          <w:tcPr>
+            <w:tcW w:type="dxa" w:w="907"/>
+          </w:tcPr>
+          <w:p>
+            <w:pPr>
+              <w:spacing w:after="20"/>
+            </w:pPr>
+            <w:r/>
+            <w:r>
+              <w:rPr>
+                <w:rFonts w:ascii="宋体" w:hAnsi="宋体" w:eastAsia="宋体"/>
+                <w:b w:val="0"/>
+                <w:color w:val="1F2937"/>
+                <w:sz w:val="18"/>
+              </w:rPr>
+              <w:t>P1</w:t>
+            </w:r>
+          </w:p>
+        </w:tc>
+      </w:tr>
+      <w:tr>
+        <w:tc>
+          <w:tcPr>
+            <w:tcW w:type="dxa" w:w="1247"/>
+          </w:tcPr>
+          <w:p>
+            <w:pPr>
+              <w:spacing w:after="20"/>
+            </w:pPr>
+            <w:r/>
+            <w:r>
+              <w:rPr>
+                <w:rFonts w:ascii="宋体" w:hAnsi="宋体" w:eastAsia="宋体"/>
+                <w:b w:val="0"/>
+                <w:color w:val="1F2937"/>
+                <w:sz w:val="18"/>
+              </w:rPr>
+              <w:t>导出</w:t>
+            </w:r>
+          </w:p>
+        </w:tc>
+        <w:tc>
+          <w:tcPr>
+            <w:tcW w:type="dxa" w:w="2494"/>
+          </w:tcPr>
+          <w:p>
+            <w:pPr>
+              <w:spacing w:after="20"/>
+            </w:pPr>
+            <w:r/>
+            <w:r>
+              <w:rPr>
+                <w:rFonts w:ascii="宋体" w:hAnsi="宋体" w:eastAsia="宋体"/>
+                <w:b w:val="0"/>
+                <w:color w:val="1F2937"/>
+                <w:sz w:val="18"/>
+              </w:rPr>
+              <w:t>MD / PDF / 长截图</w:t>
+            </w:r>
+          </w:p>
+        </w:tc>
+        <w:tc>
+          <w:tcPr>
+            <w:tcW w:type="dxa" w:w="4649"/>
+          </w:tcPr>
+          <w:p>
+            <w:pPr>
+              <w:spacing w:after="20"/>
+            </w:pPr>
+            <w:r/>
+            <w:r>
+              <w:rPr>
+                <w:rFonts w:ascii="宋体" w:hAnsi="宋体" w:eastAsia="宋体"/>
+                <w:b w:val="0"/>
+                <w:color w:val="1F2937"/>
+                <w:sz w:val="18"/>
+              </w:rPr>
+              <w:t>服务端 PDF 排版，前端长截图；Markdown 支持代码高亮与一键复制</w:t>
             </w:r>
           </w:p>
         </w:tc>
@@ -3112,6 +3194,20 @@
           <w:sz w:val="21"/>
         </w:rPr>
         <w:t>前端按「页面 - 组件 - 状态 - 接口」四层组织。页面负责路由级布局；组件承担对话气泡、问题卡、评分卡、文档卡等可复用 UI；Pinia 管理账号、对话、问卷、报告归档与分析草稿；api 层统一附加 Token、解析 NDJSON 并处理 401。</w:t>
+      </w:r>
+    </w:p>
+    <w:p>
+      <w:pPr>
+        <w:spacing w:after="60"/>
+        <w:ind w:firstLine="420"/>
+      </w:pPr>
+      <w:r>
+        <w:rPr>
+          <w:rFonts w:ascii="宋体" w:hAnsi="宋体" w:eastAsia="宋体"/>
+          <w:b w:val="0"/>
+          <w:sz w:val="21"/>
+        </w:rPr>
+        <w:t>复杂交互进一步拆为 ConfirmModal、DeliverablesCard、AbPlanCard 等独立组件；Markdown 统一由 utils/markdown.js 渲染，集中处理代码高亮、复制按钮与外链安全，避免各页面重复实现。</w:t>
       </w:r>
     </w:p>
     <w:p>
@@ -6366,7 +6462,7 @@
           <w:b w:val="0"/>
           <w:sz w:val="21"/>
         </w:rPr>
-        <w:t>问卷以一个种子问题开场，每次提交后由模型根据已答内容生成下一题，支持单选、多选与文本，并可随时回退上一题或在题目下补充说明。信息足够时模型主动收尾，给出小结并邀请生成报告。自由对话则直接进入 Agent：用户消息、知识库检索、模型回答以 NDJSON 事件流式传输，前端根据 token / tool_start / tool_end / thinking / done 更新气泡、检索状态与思考提示。</w:t>
+        <w:t>问卷以一个种子问题开场，每次提交后由模型根据已答内容生成下一题，支持单选、多选与文本，并可随时回退上一题或在题目下补充说明。信息足够时模型主动收尾，给出小结并邀请生成报告。自由对话则直接进入 Agent：用户消息、知识库检索、模型回答以 NDJSON 事件流式传输，前端根据 token / tool_start / tool_end / thinking / done 更新气泡、检索状态与思考提示。生成过程中可随时停止，已输出内容会保留并标注「已停止生成」；Markdown 回答支持代码高亮、一键复制与外链新窗口打开。</w:t>
       </w:r>
     </w:p>
     <w:p>
@@ -6448,13 +6544,27 @@
     </w:p>
     <w:p>
       <w:pPr>
+        <w:spacing w:after="60"/>
+        <w:ind w:firstLine="420"/>
+      </w:pPr>
+      <w:r>
+        <w:rPr>
+          <w:rFonts w:ascii="宋体" w:hAnsi="宋体" w:eastAsia="宋体"/>
+          <w:b w:val="0"/>
+          <w:sz w:val="21"/>
+        </w:rPr>
+        <w:t>待确认事项以卡片逐条展示，支持「已确认 / 不涉及 / 补充说明」三种处理，并提供一键全部确认、已确认计数与进度条；全部决定后才能提交验收，避免漏项。</w:t>
+      </w:r>
+    </w:p>
+    <w:p>
+      <w:pPr>
         <w:spacing w:before="120" w:after="40"/>
         <w:jc w:val="center"/>
       </w:pPr>
       <w:r>
         <w:drawing>
           <wp:inline xmlns:a="http://schemas.openxmlformats.org/drawingml/2006/main" xmlns:pic="http://schemas.openxmlformats.org/drawingml/2006/picture">
-            <wp:extent cx="5184000" cy="4177398"/>
+            <wp:extent cx="5184000" cy="2488320"/>
             <wp:docPr id="6" name="Picture 6"/>
             <wp:cNvGraphicFramePr>
               <a:graphicFrameLocks noChangeAspect="1"/>
@@ -6475,7 +6585,7 @@
                   <pic:spPr>
                     <a:xfrm>
                       <a:off x="0" y="0"/>
-                      <a:ext cx="5184000" cy="4177398"/>
+                      <a:ext cx="5184000" cy="2488320"/>
                     </a:xfrm>
                     <a:prstGeom prst="rect"/>
                   </pic:spPr>
@@ -6542,7 +6652,7 @@
           <w:b w:val="0"/>
           <w:sz w:val="21"/>
         </w:rPr>
-        <w:t>报告支持 Markdown、PDF 与长截图三种导出；模板库内置多行业需求模板与案例成品，可搜索、预览并导出。界面针对桌面与手机分别优化：桌面使用双栏 Hero 与顶部导航，手机压缩为单栏、保留底部 Tab，320px 小屏也不会出现横向滚动。</w:t>
+        <w:t>报告支持 Markdown、PDF 与长截图三种导出；模板库内置多行业需求模板与案例成品，可搜索、预览并导出，并支持「以此开始诊断」把模板摘要直接带入首页输入框。「我的图纸」支持按标题或日期搜索、删除二次确认，并用徽章标出草稿 / 已验收、成熟度与交付物状态。界面针对桌面与手机分别优化：桌面使用双栏 Hero 与顶部导航，手机压缩为单栏、保留底部 Tab，320px 小屏也不会出现横向滚动。</w:t>
       </w:r>
     </w:p>
     <w:tbl>
@@ -6662,6 +6772,61 @@
           <w:sz w:val="18"/>
         </w:rPr>
         <w:t>图 5-4  模板库（左）与手机端首页（右）</w:t>
+      </w:r>
+    </w:p>
+    <w:p>
+      <w:pPr>
+        <w:spacing w:before="120" w:after="40"/>
+        <w:jc w:val="center"/>
+      </w:pPr>
+      <w:r>
+        <w:drawing>
+          <wp:inline xmlns:a="http://schemas.openxmlformats.org/drawingml/2006/main" xmlns:pic="http://schemas.openxmlformats.org/drawingml/2006/picture">
+            <wp:extent cx="5184000" cy="1639385"/>
+            <wp:docPr id="9" name="Picture 9"/>
+            <wp:cNvGraphicFramePr>
+              <a:graphicFrameLocks noChangeAspect="1"/>
+            </wp:cNvGraphicFramePr>
+            <a:graphic>
+              <a:graphicData uri="http://schemas.openxmlformats.org/drawingml/2006/picture">
+                <pic:pic>
+                  <pic:nvPicPr>
+                    <pic:cNvPr id="0" name="doc-history.jpg"/>
+                    <pic:cNvPicPr/>
+                  </pic:nvPicPr>
+                  <pic:blipFill>
+                    <a:blip r:embed="rId19"/>
+                    <a:stretch>
+                      <a:fillRect/>
+                    </a:stretch>
+                  </pic:blipFill>
+                  <pic:spPr>
+                    <a:xfrm>
+                      <a:off x="0" y="0"/>
+                      <a:ext cx="5184000" cy="1639385"/>
+                    </a:xfrm>
+                    <a:prstGeom prst="rect"/>
+                  </pic:spPr>
+                </pic:pic>
+              </a:graphicData>
+            </a:graphic>
+          </wp:inline>
+        </w:drawing>
+      </w:r>
+    </w:p>
+    <w:p>
+      <w:pPr>
+        <w:spacing w:before="40" w:after="160"/>
+        <w:jc w:val="center"/>
+      </w:pPr>
+      <w:r>
+        <w:rPr>
+          <w:rFonts w:ascii="微软雅黑" w:hAnsi="微软雅黑" w:eastAsia="微软雅黑"/>
+          <w:b w:val="0"/>
+          <w:color w:val="5B6478"/>
+          <w:sz w:val="18"/>
+        </w:rPr>
+        <w:t>图 5-5  我的图纸：搜索、状态徽章与删除</w:t>
       </w:r>
     </w:p>
     <w:p>
@@ -6719,7 +6884,7 @@
           <w:b w:val="0"/>
           <w:sz w:val="21"/>
         </w:rPr>
-        <w:t>浏览器测试：用 Playwright 在 320 / 390 / 834 / 1440 四档宽度跑注册、登录、对话、报告、个人中心。</w:t>
+        <w:t>浏览器测试：用 Playwright 在 320 / 390 / 834 / 1440 四档宽度跑注册、登录、对话、报告、模板库、我的图纸、个人中心。</w:t>
       </w:r>
     </w:p>
     <w:p>
@@ -7356,6 +7521,254 @@
                 <w:sz w:val="18"/>
               </w:rPr>
               <w:t>自动跳转登录页</w:t>
+            </w:r>
+          </w:p>
+        </w:tc>
+        <w:tc>
+          <w:tcPr>
+            <w:tcW w:type="dxa" w:w="1361"/>
+          </w:tcPr>
+          <w:p>
+            <w:pPr>
+              <w:spacing w:after="20"/>
+            </w:pPr>
+            <w:r/>
+            <w:r>
+              <w:rPr>
+                <w:rFonts w:ascii="宋体" w:hAnsi="宋体" w:eastAsia="宋体"/>
+                <w:b w:val="0"/>
+                <w:color w:val="1F2937"/>
+                <w:sz w:val="18"/>
+              </w:rPr>
+              <w:t>通过</w:t>
+            </w:r>
+          </w:p>
+        </w:tc>
+      </w:tr>
+      <w:tr>
+        <w:tc>
+          <w:tcPr>
+            <w:tcW w:type="dxa" w:w="4762"/>
+          </w:tcPr>
+          <w:p>
+            <w:pPr>
+              <w:spacing w:after="20"/>
+            </w:pPr>
+            <w:r/>
+            <w:r>
+              <w:rPr>
+                <w:rFonts w:ascii="宋体" w:hAnsi="宋体" w:eastAsia="宋体"/>
+                <w:b w:val="0"/>
+                <w:color w:val="1F2937"/>
+                <w:sz w:val="18"/>
+              </w:rPr>
+              <w:t>模板库「以此开始诊断」</w:t>
+            </w:r>
+          </w:p>
+        </w:tc>
+        <w:tc>
+          <w:tcPr>
+            <w:tcW w:type="dxa" w:w="3061"/>
+          </w:tcPr>
+          <w:p>
+            <w:pPr>
+              <w:spacing w:after="20"/>
+            </w:pPr>
+            <w:r/>
+            <w:r>
+              <w:rPr>
+                <w:rFonts w:ascii="宋体" w:hAnsi="宋体" w:eastAsia="宋体"/>
+                <w:b w:val="0"/>
+                <w:color w:val="1F2937"/>
+                <w:sz w:val="18"/>
+              </w:rPr>
+              <w:t>跳转首页并预填模板摘要</w:t>
+            </w:r>
+          </w:p>
+        </w:tc>
+        <w:tc>
+          <w:tcPr>
+            <w:tcW w:type="dxa" w:w="1361"/>
+          </w:tcPr>
+          <w:p>
+            <w:pPr>
+              <w:spacing w:after="20"/>
+            </w:pPr>
+            <w:r/>
+            <w:r>
+              <w:rPr>
+                <w:rFonts w:ascii="宋体" w:hAnsi="宋体" w:eastAsia="宋体"/>
+                <w:b w:val="0"/>
+                <w:color w:val="1F2937"/>
+                <w:sz w:val="18"/>
+              </w:rPr>
+              <w:t>通过</w:t>
+            </w:r>
+          </w:p>
+        </w:tc>
+      </w:tr>
+      <w:tr>
+        <w:tc>
+          <w:tcPr>
+            <w:tcW w:type="dxa" w:w="4762"/>
+          </w:tcPr>
+          <w:p>
+            <w:pPr>
+              <w:spacing w:after="20"/>
+            </w:pPr>
+            <w:r/>
+            <w:r>
+              <w:rPr>
+                <w:rFonts w:ascii="宋体" w:hAnsi="宋体" w:eastAsia="宋体"/>
+                <w:b w:val="0"/>
+                <w:color w:val="1F2937"/>
+                <w:sz w:val="18"/>
+              </w:rPr>
+              <w:t>Markdown 代码块</w:t>
+            </w:r>
+          </w:p>
+        </w:tc>
+        <w:tc>
+          <w:tcPr>
+            <w:tcW w:type="dxa" w:w="3061"/>
+          </w:tcPr>
+          <w:p>
+            <w:pPr>
+              <w:spacing w:after="20"/>
+            </w:pPr>
+            <w:r/>
+            <w:r>
+              <w:rPr>
+                <w:rFonts w:ascii="宋体" w:hAnsi="宋体" w:eastAsia="宋体"/>
+                <w:b w:val="0"/>
+                <w:color w:val="1F2937"/>
+                <w:sz w:val="18"/>
+              </w:rPr>
+              <w:t>高亮、复制按钮、无嵌套 pre</w:t>
+            </w:r>
+          </w:p>
+        </w:tc>
+        <w:tc>
+          <w:tcPr>
+            <w:tcW w:type="dxa" w:w="1361"/>
+          </w:tcPr>
+          <w:p>
+            <w:pPr>
+              <w:spacing w:after="20"/>
+            </w:pPr>
+            <w:r/>
+            <w:r>
+              <w:rPr>
+                <w:rFonts w:ascii="宋体" w:hAnsi="宋体" w:eastAsia="宋体"/>
+                <w:b w:val="0"/>
+                <w:color w:val="1F2937"/>
+                <w:sz w:val="18"/>
+              </w:rPr>
+              <w:t>通过</w:t>
+            </w:r>
+          </w:p>
+        </w:tc>
+      </w:tr>
+      <w:tr>
+        <w:tc>
+          <w:tcPr>
+            <w:tcW w:type="dxa" w:w="4762"/>
+          </w:tcPr>
+          <w:p>
+            <w:pPr>
+              <w:spacing w:after="20"/>
+            </w:pPr>
+            <w:r/>
+            <w:r>
+              <w:rPr>
+                <w:rFonts w:ascii="宋体" w:hAnsi="宋体" w:eastAsia="宋体"/>
+                <w:b w:val="0"/>
+                <w:color w:val="1F2937"/>
+                <w:sz w:val="18"/>
+              </w:rPr>
+              <w:t>待确认事项一键全部确认</w:t>
+            </w:r>
+          </w:p>
+        </w:tc>
+        <w:tc>
+          <w:tcPr>
+            <w:tcW w:type="dxa" w:w="3061"/>
+          </w:tcPr>
+          <w:p>
+            <w:pPr>
+              <w:spacing w:after="20"/>
+            </w:pPr>
+            <w:r/>
+            <w:r>
+              <w:rPr>
+                <w:rFonts w:ascii="宋体" w:hAnsi="宋体" w:eastAsia="宋体"/>
+                <w:b w:val="0"/>
+                <w:color w:val="1F2937"/>
+                <w:sz w:val="18"/>
+              </w:rPr>
+              <w:t>进度 2/2，验收按钮可用</w:t>
+            </w:r>
+          </w:p>
+        </w:tc>
+        <w:tc>
+          <w:tcPr>
+            <w:tcW w:type="dxa" w:w="1361"/>
+          </w:tcPr>
+          <w:p>
+            <w:pPr>
+              <w:spacing w:after="20"/>
+            </w:pPr>
+            <w:r/>
+            <w:r>
+              <w:rPr>
+                <w:rFonts w:ascii="宋体" w:hAnsi="宋体" w:eastAsia="宋体"/>
+                <w:b w:val="0"/>
+                <w:color w:val="1F2937"/>
+                <w:sz w:val="18"/>
+              </w:rPr>
+              <w:t>通过</w:t>
+            </w:r>
+          </w:p>
+        </w:tc>
+      </w:tr>
+      <w:tr>
+        <w:tc>
+          <w:tcPr>
+            <w:tcW w:type="dxa" w:w="4762"/>
+          </w:tcPr>
+          <w:p>
+            <w:pPr>
+              <w:spacing w:after="20"/>
+            </w:pPr>
+            <w:r/>
+            <w:r>
+              <w:rPr>
+                <w:rFonts w:ascii="宋体" w:hAnsi="宋体" w:eastAsia="宋体"/>
+                <w:b w:val="0"/>
+                <w:color w:val="1F2937"/>
+                <w:sz w:val="18"/>
+              </w:rPr>
+              <w:t>我的图纸搜索 / 删除</w:t>
+            </w:r>
+          </w:p>
+        </w:tc>
+        <w:tc>
+          <w:tcPr>
+            <w:tcW w:type="dxa" w:w="3061"/>
+          </w:tcPr>
+          <w:p>
+            <w:pPr>
+              <w:spacing w:after="20"/>
+            </w:pPr>
+            <w:r/>
+            <w:r>
+              <w:rPr>
+                <w:rFonts w:ascii="宋体" w:hAnsi="宋体" w:eastAsia="宋体"/>
+                <w:b w:val="0"/>
+                <w:color w:val="1F2937"/>
+                <w:sz w:val="18"/>
+              </w:rPr>
+              <w:t>命中标题、删除二次确认</w:t>
             </w:r>
           </w:p>
         </w:tc>

--- a/docs/技术文档-极构需求诊断顾问.docx
+++ b/docs/技术文档-极构需求诊断顾问.docx
@@ -343,13 +343,13 @@
           <w:right w:w="0" w:type="dxa"/>
         </w:tblCellMar>
         <w:tblLayout w:type="fixed"/>
-        <w:tblW w:w="8618" w:type="dxa"/>
+        <w:tblW w:w="9072" w:type="dxa"/>
       </w:tblPr>
       <w:tblGrid>
-        <w:gridCol w:w="3515"/>
+        <w:gridCol w:w="3402"/>
         <w:gridCol w:w="567"/>
-        <w:gridCol w:w="454"/>
-        <w:gridCol w:w="3515"/>
+        <w:gridCol w:w="1134"/>
+        <w:gridCol w:w="3402"/>
         <w:gridCol w:w="567"/>
       </w:tblGrid>
       <w:tr>
@@ -358,7 +358,7 @@
         </w:trPr>
         <w:tc>
           <w:tcPr>
-            <w:tcW w:type="dxa" w:w="3515"/>
+            <w:tcW w:type="dxa" w:w="3402"/>
           </w:tcPr>
           <w:p>
             <w:pPr>
@@ -397,13 +397,13 @@
         </w:tc>
         <w:tc>
           <w:tcPr>
-            <w:tcW w:type="dxa" w:w="454"/>
+            <w:tcW w:type="dxa" w:w="1134"/>
           </w:tcPr>
           <w:p/>
         </w:tc>
         <w:tc>
           <w:tcPr>
-            <w:tcW w:type="dxa" w:w="3515"/>
+            <w:tcW w:type="dxa" w:w="3402"/>
           </w:tcPr>
           <w:p>
             <w:pPr>
@@ -436,7 +436,7 @@
                 <w:color w:val="1F2937"/>
                 <w:sz w:val="16"/>
               </w:rPr>
-              <w:t>12</w:t>
+              <w:t>11</w:t>
             </w:r>
           </w:p>
         </w:tc>
@@ -447,7 +447,7 @@
         </w:trPr>
         <w:tc>
           <w:tcPr>
-            <w:tcW w:type="dxa" w:w="3515"/>
+            <w:tcW w:type="dxa" w:w="3402"/>
           </w:tcPr>
           <w:p>
             <w:pPr>
@@ -486,13 +486,13 @@
         </w:tc>
         <w:tc>
           <w:tcPr>
-            <w:tcW w:type="dxa" w:w="454"/>
+            <w:tcW w:type="dxa" w:w="1134"/>
           </w:tcPr>
           <w:p/>
         </w:tc>
         <w:tc>
           <w:tcPr>
-            <w:tcW w:type="dxa" w:w="3515"/>
+            <w:tcW w:type="dxa" w:w="3402"/>
           </w:tcPr>
           <w:p>
             <w:pPr>
@@ -536,7 +536,7 @@
         </w:trPr>
         <w:tc>
           <w:tcPr>
-            <w:tcW w:type="dxa" w:w="3515"/>
+            <w:tcW w:type="dxa" w:w="3402"/>
           </w:tcPr>
           <w:p>
             <w:pPr>
@@ -575,13 +575,13 @@
         </w:tc>
         <w:tc>
           <w:tcPr>
-            <w:tcW w:type="dxa" w:w="454"/>
+            <w:tcW w:type="dxa" w:w="1134"/>
           </w:tcPr>
           <w:p/>
         </w:tc>
         <w:tc>
           <w:tcPr>
-            <w:tcW w:type="dxa" w:w="3515"/>
+            <w:tcW w:type="dxa" w:w="3402"/>
           </w:tcPr>
           <w:p>
             <w:pPr>
@@ -625,7 +625,7 @@
         </w:trPr>
         <w:tc>
           <w:tcPr>
-            <w:tcW w:type="dxa" w:w="3515"/>
+            <w:tcW w:type="dxa" w:w="3402"/>
           </w:tcPr>
           <w:p>
             <w:pPr>
@@ -664,13 +664,13 @@
         </w:tc>
         <w:tc>
           <w:tcPr>
-            <w:tcW w:type="dxa" w:w="454"/>
+            <w:tcW w:type="dxa" w:w="1134"/>
           </w:tcPr>
           <w:p/>
         </w:tc>
         <w:tc>
           <w:tcPr>
-            <w:tcW w:type="dxa" w:w="3515"/>
+            <w:tcW w:type="dxa" w:w="3402"/>
           </w:tcPr>
           <w:p>
             <w:pPr>
@@ -714,7 +714,7 @@
         </w:trPr>
         <w:tc>
           <w:tcPr>
-            <w:tcW w:type="dxa" w:w="3515"/>
+            <w:tcW w:type="dxa" w:w="3402"/>
           </w:tcPr>
           <w:p>
             <w:pPr>
@@ -753,13 +753,13 @@
         </w:tc>
         <w:tc>
           <w:tcPr>
-            <w:tcW w:type="dxa" w:w="454"/>
+            <w:tcW w:type="dxa" w:w="1134"/>
           </w:tcPr>
           <w:p/>
         </w:tc>
         <w:tc>
           <w:tcPr>
-            <w:tcW w:type="dxa" w:w="3515"/>
+            <w:tcW w:type="dxa" w:w="3402"/>
           </w:tcPr>
           <w:p>
             <w:pPr>
@@ -803,7 +803,7 @@
         </w:trPr>
         <w:tc>
           <w:tcPr>
-            <w:tcW w:type="dxa" w:w="3515"/>
+            <w:tcW w:type="dxa" w:w="3402"/>
           </w:tcPr>
           <w:p>
             <w:pPr>
@@ -842,13 +842,13 @@
         </w:tc>
         <w:tc>
           <w:tcPr>
-            <w:tcW w:type="dxa" w:w="454"/>
+            <w:tcW w:type="dxa" w:w="1134"/>
           </w:tcPr>
           <w:p/>
         </w:tc>
         <w:tc>
           <w:tcPr>
-            <w:tcW w:type="dxa" w:w="3515"/>
+            <w:tcW w:type="dxa" w:w="3402"/>
           </w:tcPr>
           <w:p>
             <w:pPr>
@@ -892,7 +892,7 @@
         </w:trPr>
         <w:tc>
           <w:tcPr>
-            <w:tcW w:type="dxa" w:w="3515"/>
+            <w:tcW w:type="dxa" w:w="3402"/>
           </w:tcPr>
           <w:p>
             <w:pPr>
@@ -931,13 +931,13 @@
         </w:tc>
         <w:tc>
           <w:tcPr>
-            <w:tcW w:type="dxa" w:w="454"/>
+            <w:tcW w:type="dxa" w:w="1134"/>
           </w:tcPr>
           <w:p/>
         </w:tc>
         <w:tc>
           <w:tcPr>
-            <w:tcW w:type="dxa" w:w="3515"/>
+            <w:tcW w:type="dxa" w:w="3402"/>
           </w:tcPr>
           <w:p>
             <w:pPr>
@@ -981,7 +981,7 @@
         </w:trPr>
         <w:tc>
           <w:tcPr>
-            <w:tcW w:type="dxa" w:w="3515"/>
+            <w:tcW w:type="dxa" w:w="3402"/>
           </w:tcPr>
           <w:p>
             <w:pPr>
@@ -1020,13 +1020,13 @@
         </w:tc>
         <w:tc>
           <w:tcPr>
-            <w:tcW w:type="dxa" w:w="454"/>
+            <w:tcW w:type="dxa" w:w="1134"/>
           </w:tcPr>
           <w:p/>
         </w:tc>
         <w:tc>
           <w:tcPr>
-            <w:tcW w:type="dxa" w:w="3515"/>
+            <w:tcW w:type="dxa" w:w="3402"/>
           </w:tcPr>
           <w:p>
             <w:pPr>
@@ -1070,7 +1070,7 @@
         </w:trPr>
         <w:tc>
           <w:tcPr>
-            <w:tcW w:type="dxa" w:w="3515"/>
+            <w:tcW w:type="dxa" w:w="3402"/>
           </w:tcPr>
           <w:p>
             <w:pPr>
@@ -1109,13 +1109,13 @@
         </w:tc>
         <w:tc>
           <w:tcPr>
-            <w:tcW w:type="dxa" w:w="454"/>
+            <w:tcW w:type="dxa" w:w="1134"/>
           </w:tcPr>
           <w:p/>
         </w:tc>
         <w:tc>
           <w:tcPr>
-            <w:tcW w:type="dxa" w:w="3515"/>
+            <w:tcW w:type="dxa" w:w="3402"/>
           </w:tcPr>
           <w:p>
             <w:pPr>
@@ -1159,7 +1159,7 @@
         </w:trPr>
         <w:tc>
           <w:tcPr>
-            <w:tcW w:type="dxa" w:w="3515"/>
+            <w:tcW w:type="dxa" w:w="3402"/>
           </w:tcPr>
           <w:p>
             <w:pPr>
@@ -1198,13 +1198,13 @@
         </w:tc>
         <w:tc>
           <w:tcPr>
-            <w:tcW w:type="dxa" w:w="454"/>
+            <w:tcW w:type="dxa" w:w="1134"/>
           </w:tcPr>
           <w:p/>
         </w:tc>
         <w:tc>
           <w:tcPr>
-            <w:tcW w:type="dxa" w:w="3515"/>
+            <w:tcW w:type="dxa" w:w="3402"/>
           </w:tcPr>
           <w:p>
             <w:pPr>
@@ -1248,7 +1248,7 @@
         </w:trPr>
         <w:tc>
           <w:tcPr>
-            <w:tcW w:type="dxa" w:w="3515"/>
+            <w:tcW w:type="dxa" w:w="3402"/>
           </w:tcPr>
           <w:p>
             <w:pPr>
@@ -1287,13 +1287,13 @@
         </w:tc>
         <w:tc>
           <w:tcPr>
-            <w:tcW w:type="dxa" w:w="454"/>
+            <w:tcW w:type="dxa" w:w="1134"/>
           </w:tcPr>
           <w:p/>
         </w:tc>
         <w:tc>
           <w:tcPr>
-            <w:tcW w:type="dxa" w:w="3515"/>
+            <w:tcW w:type="dxa" w:w="3402"/>
           </w:tcPr>
           <w:p>
             <w:pPr>
@@ -1337,7 +1337,7 @@
         </w:trPr>
         <w:tc>
           <w:tcPr>
-            <w:tcW w:type="dxa" w:w="3515"/>
+            <w:tcW w:type="dxa" w:w="3402"/>
           </w:tcPr>
           <w:p>
             <w:pPr>
@@ -1376,13 +1376,13 @@
         </w:tc>
         <w:tc>
           <w:tcPr>
-            <w:tcW w:type="dxa" w:w="454"/>
+            <w:tcW w:type="dxa" w:w="1134"/>
           </w:tcPr>
           <w:p/>
         </w:tc>
         <w:tc>
           <w:tcPr>
-            <w:tcW w:type="dxa" w:w="3515"/>
+            <w:tcW w:type="dxa" w:w="3402"/>
           </w:tcPr>
           <w:p>
             <w:pPr>
@@ -1426,7 +1426,7 @@
         </w:trPr>
         <w:tc>
           <w:tcPr>
-            <w:tcW w:type="dxa" w:w="3515"/>
+            <w:tcW w:type="dxa" w:w="3402"/>
           </w:tcPr>
           <w:p>
             <w:pPr>
@@ -1465,13 +1465,13 @@
         </w:tc>
         <w:tc>
           <w:tcPr>
-            <w:tcW w:type="dxa" w:w="454"/>
+            <w:tcW w:type="dxa" w:w="1134"/>
           </w:tcPr>
           <w:p/>
         </w:tc>
         <w:tc>
           <w:tcPr>
-            <w:tcW w:type="dxa" w:w="3515"/>
+            <w:tcW w:type="dxa" w:w="3402"/>
           </w:tcPr>
           <w:p>
             <w:pPr>
@@ -1515,7 +1515,7 @@
         </w:trPr>
         <w:tc>
           <w:tcPr>
-            <w:tcW w:type="dxa" w:w="3515"/>
+            <w:tcW w:type="dxa" w:w="3402"/>
           </w:tcPr>
           <w:p>
             <w:pPr>
@@ -1554,13 +1554,13 @@
         </w:tc>
         <w:tc>
           <w:tcPr>
-            <w:tcW w:type="dxa" w:w="454"/>
+            <w:tcW w:type="dxa" w:w="1134"/>
           </w:tcPr>
           <w:p/>
         </w:tc>
         <w:tc>
           <w:tcPr>
-            <w:tcW w:type="dxa" w:w="3515"/>
+            <w:tcW w:type="dxa" w:w="3402"/>
           </w:tcPr>
           <w:p>
             <w:pPr>
@@ -1604,7 +1604,7 @@
         </w:trPr>
         <w:tc>
           <w:tcPr>
-            <w:tcW w:type="dxa" w:w="3515"/>
+            <w:tcW w:type="dxa" w:w="3402"/>
           </w:tcPr>
           <w:p>
             <w:pPr>
@@ -1643,13 +1643,13 @@
         </w:tc>
         <w:tc>
           <w:tcPr>
-            <w:tcW w:type="dxa" w:w="454"/>
+            <w:tcW w:type="dxa" w:w="1134"/>
           </w:tcPr>
           <w:p/>
         </w:tc>
         <w:tc>
           <w:tcPr>
-            <w:tcW w:type="dxa" w:w="3515"/>
+            <w:tcW w:type="dxa" w:w="3402"/>
           </w:tcPr>
           <w:p>
             <w:pPr>
@@ -1693,7 +1693,7 @@
         </w:trPr>
         <w:tc>
           <w:tcPr>
-            <w:tcW w:type="dxa" w:w="3515"/>
+            <w:tcW w:type="dxa" w:w="3402"/>
           </w:tcPr>
           <w:p>
             <w:pPr>
@@ -1726,19 +1726,19 @@
                 <w:color w:val="1F2937"/>
                 <w:sz w:val="16"/>
               </w:rPr>
-              <w:t>9</w:t>
-            </w:r>
-          </w:p>
-        </w:tc>
-        <w:tc>
-          <w:tcPr>
-            <w:tcW w:type="dxa" w:w="454"/>
+              <w:t>8</w:t>
+            </w:r>
+          </w:p>
+        </w:tc>
+        <w:tc>
+          <w:tcPr>
+            <w:tcW w:type="dxa" w:w="1134"/>
           </w:tcPr>
           <w:p/>
         </w:tc>
         <w:tc>
           <w:tcPr>
-            <w:tcW w:type="dxa" w:w="3515"/>
+            <w:tcW w:type="dxa" w:w="3402"/>
           </w:tcPr>
           <w:p>
             <w:pPr>
@@ -1782,7 +1782,7 @@
         </w:trPr>
         <w:tc>
           <w:tcPr>
-            <w:tcW w:type="dxa" w:w="3515"/>
+            <w:tcW w:type="dxa" w:w="3402"/>
           </w:tcPr>
           <w:p>
             <w:pPr>
@@ -1821,13 +1821,13 @@
         </w:tc>
         <w:tc>
           <w:tcPr>
-            <w:tcW w:type="dxa" w:w="454"/>
+            <w:tcW w:type="dxa" w:w="1134"/>
           </w:tcPr>
           <w:p/>
         </w:tc>
         <w:tc>
           <w:tcPr>
-            <w:tcW w:type="dxa" w:w="3515"/>
+            <w:tcW w:type="dxa" w:w="3402"/>
           </w:tcPr>
           <w:p>
             <w:pPr>
@@ -1871,7 +1871,7 @@
         </w:trPr>
         <w:tc>
           <w:tcPr>
-            <w:tcW w:type="dxa" w:w="3515"/>
+            <w:tcW w:type="dxa" w:w="3402"/>
           </w:tcPr>
           <w:p>
             <w:pPr>
@@ -1904,19 +1904,19 @@
                 <w:color w:val="1F2937"/>
                 <w:sz w:val="16"/>
               </w:rPr>
-              <w:t>10</w:t>
-            </w:r>
-          </w:p>
-        </w:tc>
-        <w:tc>
-          <w:tcPr>
-            <w:tcW w:type="dxa" w:w="454"/>
+              <w:t>9</w:t>
+            </w:r>
+          </w:p>
+        </w:tc>
+        <w:tc>
+          <w:tcPr>
+            <w:tcW w:type="dxa" w:w="1134"/>
           </w:tcPr>
           <w:p/>
         </w:tc>
         <w:tc>
           <w:tcPr>
-            <w:tcW w:type="dxa" w:w="3515"/>
+            <w:tcW w:type="dxa" w:w="3402"/>
           </w:tcPr>
           <w:p>
             <w:pPr>
@@ -1960,7 +1960,7 @@
         </w:trPr>
         <w:tc>
           <w:tcPr>
-            <w:tcW w:type="dxa" w:w="3515"/>
+            <w:tcW w:type="dxa" w:w="3402"/>
           </w:tcPr>
           <w:p>
             <w:pPr>
@@ -1999,13 +1999,13 @@
         </w:tc>
         <w:tc>
           <w:tcPr>
-            <w:tcW w:type="dxa" w:w="454"/>
+            <w:tcW w:type="dxa" w:w="1134"/>
           </w:tcPr>
           <w:p/>
         </w:tc>
         <w:tc>
           <w:tcPr>
-            <w:tcW w:type="dxa" w:w="3515"/>
+            <w:tcW w:type="dxa" w:w="3402"/>
           </w:tcPr>
           <w:p>
             <w:pPr>
@@ -2049,7 +2049,7 @@
         </w:trPr>
         <w:tc>
           <w:tcPr>
-            <w:tcW w:type="dxa" w:w="3515"/>
+            <w:tcW w:type="dxa" w:w="3402"/>
           </w:tcPr>
           <w:p>
             <w:pPr>
@@ -2088,13 +2088,13 @@
         </w:tc>
         <w:tc>
           <w:tcPr>
-            <w:tcW w:type="dxa" w:w="454"/>
+            <w:tcW w:type="dxa" w:w="1134"/>
           </w:tcPr>
           <w:p/>
         </w:tc>
         <w:tc>
           <w:tcPr>
-            <w:tcW w:type="dxa" w:w="3515"/>
+            <w:tcW w:type="dxa" w:w="3402"/>
           </w:tcPr>
           <w:p>
             <w:pPr>
@@ -2127,7 +2127,7 @@
                 <w:color w:val="1F2937"/>
                 <w:sz w:val="17"/>
               </w:rPr>
-              <w:t>20</w:t>
+              <w:t>19</w:t>
             </w:r>
           </w:p>
         </w:tc>
@@ -2138,7 +2138,7 @@
         </w:trPr>
         <w:tc>
           <w:tcPr>
-            <w:tcW w:type="dxa" w:w="3515"/>
+            <w:tcW w:type="dxa" w:w="3402"/>
           </w:tcPr>
           <w:p>
             <w:pPr>
@@ -2177,13 +2177,13 @@
         </w:tc>
         <w:tc>
           <w:tcPr>
-            <w:tcW w:type="dxa" w:w="454"/>
+            <w:tcW w:type="dxa" w:w="1134"/>
           </w:tcPr>
           <w:p/>
         </w:tc>
         <w:tc>
           <w:tcPr>
-            <w:tcW w:type="dxa" w:w="3515"/>
+            <w:tcW w:type="dxa" w:w="3402"/>
           </w:tcPr>
           <w:p>
             <w:pPr>
@@ -2227,7 +2227,7 @@
         </w:trPr>
         <w:tc>
           <w:tcPr>
-            <w:tcW w:type="dxa" w:w="3515"/>
+            <w:tcW w:type="dxa" w:w="3402"/>
           </w:tcPr>
           <w:p>
             <w:pPr>
@@ -2260,19 +2260,19 @@
                 <w:color w:val="1F2937"/>
                 <w:sz w:val="16"/>
               </w:rPr>
-              <w:t>11</w:t>
-            </w:r>
-          </w:p>
-        </w:tc>
-        <w:tc>
-          <w:tcPr>
-            <w:tcW w:type="dxa" w:w="454"/>
+              <w:t>10</w:t>
+            </w:r>
+          </w:p>
+        </w:tc>
+        <w:tc>
+          <w:tcPr>
+            <w:tcW w:type="dxa" w:w="1134"/>
           </w:tcPr>
           <w:p/>
         </w:tc>
         <w:tc>
           <w:tcPr>
-            <w:tcW w:type="dxa" w:w="3515"/>
+            <w:tcW w:type="dxa" w:w="3402"/>
           </w:tcPr>
           <w:p>
             <w:pPr>
@@ -2316,7 +2316,7 @@
         </w:trPr>
         <w:tc>
           <w:tcPr>
-            <w:tcW w:type="dxa" w:w="3515"/>
+            <w:tcW w:type="dxa" w:w="3402"/>
           </w:tcPr>
           <w:p>
             <w:pPr>
@@ -2355,13 +2355,13 @@
         </w:tc>
         <w:tc>
           <w:tcPr>
-            <w:tcW w:type="dxa" w:w="454"/>
+            <w:tcW w:type="dxa" w:w="1134"/>
           </w:tcPr>
           <w:p/>
         </w:tc>
         <w:tc>
           <w:tcPr>
-            <w:tcW w:type="dxa" w:w="3515"/>
+            <w:tcW w:type="dxa" w:w="3402"/>
           </w:tcPr>
           <w:p/>
         </w:tc>
@@ -4521,6 +4521,7 @@
     <w:p>
       <w:pPr>
         <w:pStyle w:val="Heading1"/>
+        <w:pageBreakBefore/>
       </w:pPr>
       <w:r>
         <w:t>三、系统架构设计</w:t>
@@ -12022,6 +12023,7 @@
     <w:p>
       <w:pPr>
         <w:pStyle w:val="Heading1"/>
+        <w:pageBreakBefore/>
       </w:pPr>
       <w:r>
         <w:t>附录 C  团队信息</w:t>
